--- a/Resaleh_Sath_Hadi_Shabestani_V3.docx
+++ b/Resaleh_Sath_Hadi_Shabestani_V3.docx
@@ -111,7 +111,7 @@
         <w:pStyle w:val="T-Meta"/>
       </w:pPr>
       <w:r>
-        <w:t xml:space="preserve">استاد راهنما:</w:t>
+        <w:t xml:space="preserve">استاد راهنما: …………………………</w:t>
       </w:r>
     </w:p>
     <w:p>
@@ -119,7 +119,7 @@
         <w:pStyle w:val="T-Meta"/>
       </w:pPr>
       <w:r>
-        <w:t xml:space="preserve">استاد مشاور:</w:t>
+        <w:t xml:space="preserve">استاد مشاور: …………………………</w:t>
       </w:r>
     </w:p>
     <w:p>
@@ -285,7 +285,7 @@
         <w:pStyle w:val="TH-AbsMeta"/>
       </w:pPr>
       <w:r>
-        <w:t xml:space="preserve">استاد راهنما:</w:t>
+        <w:t xml:space="preserve">استاد راهنما: …………………………</w:t>
       </w:r>
     </w:p>
     <w:p>
@@ -434,7 +434,7 @@
         <w:pStyle w:val="TH-AbsMetaEn"/>
       </w:pPr>
       <w:r>
-        <w:t xml:space="preserve">Supervisor:</w:t>
+        <w:t xml:space="preserve">Supervisor: …………………………</w:t>
       </w:r>
     </w:p>
     <w:p>
